--- a/ky/wisdom-stories/just-verdict-of-the-frankfurt-judge.docx
+++ b/ky/wisdom-stories/just-verdict-of-the-frankfurt-judge.docx
@@ -93,7 +93,7 @@
           <w:sz w:val="22"/>
           <w:lang w:val="ky-KG"/>
         </w:rPr>
-        <w:t>Соодагерге акчасы табылганын кабарлашат. Ал чиркөөгө келип, баштыгын алат, бирок убада кылган 100 гульденди жыгач устага бербей, болгону 5 гульден сунат. Жыгач уста андан убадасын аткарууну талап кылат. Ач көз соодагер болсо 100 гульденди бербеш үчүн баштыгында 800 эмес, 900 гульден болгонун, жыгач уста акчанын бир бөлүгүн алганын айтып чыгат. Кечил устаны коргоп, талашка аралашат: аны тааный турганын, абийирдүү адам экенин жана мындай ишке барбасын айтат. Талаш күчөйт. Акыры кечил соодагер менен жыгач устаны шаардык сотко алып барат.</w:t>
+        <w:t>Соодагерге акчасы табылганын кабарлашат. Ал чиркөөгө келип, баштыгын алат, бирок убада кылган 100 гульденди жыгач устага бербей, болгону 5 гульден сунат. Жыгач уста андан убадасын аткарууну талап кылат. Ач көз соодагер болсо 100 гульденди бербеш үчүн баштыгында 800 эмес, 900 гульден болгонун, жыгач уста акчанын бир бөлүгүн алганын айтып чыгат. Кечил устаны коргоп, талашка аралашат: аны тааный турганын, абийирдүү адам экенин айтат. Талаш күчөйт. Акыры кечил соодагер менен жыгач устаны шаардык сотко алып барат.</w:t>
       </w:r>
     </w:p>
     <w:p>
@@ -111,7 +111,7 @@
           <w:sz w:val="22"/>
           <w:lang w:val="ky-KG"/>
         </w:rPr>
-        <w:t>Сот отуруму башталат. Судья соодагерден колун Ыйык Китептин үстүнө коюп, 900 гульден жоготконуна ант берүүнү талап кылат. Соодагер эч тартынбай колун Ыйык Китепке коюп ант берет. Андан кийин судья жыгач устага 800 гульден тапканына ант берүүнү буюрат. Жыгач уста да колун Ыйык Китепке коюп ант берет.</w:t>
+        <w:t>Сот отуруму башталат. Судья соодагерден колун Инжилдин үстүнө коюп, 900 гульден жоготконуна ант берүүнү талап кылат. Соодагер эч тартынбай колун Инжилге коюп ант берет. Андан кийин судья жыгач устага 800 гульден тапканына ант берүүнү буюрат. Жыгач уста да колун Инжилге коюп ант берет.</w:t>
       </w:r>
     </w:p>
     <w:p>
@@ -171,7 +171,7 @@
           <w:sz w:val="22"/>
           <w:lang w:val="ky-KG"/>
         </w:rPr>
-        <w:t xml:space="preserve">Сабак: </w:t>
+        <w:t>Сабак: Ач көздүк адамды өз тузагына салат. Акыны танган сараң акыры өз калпынын курмандыгы болот; адилет болсо акылуунун тарабында.</w:t>
       </w:r>
       <w:r>
         <w:rPr>
@@ -180,7 +180,6 @@
           <w:sz w:val="22"/>
           <w:lang w:val="ky-KG"/>
         </w:rPr>
-        <w:t>Ашыгын алам деген ач көз колундагысынан да куру калат. Бирөөнү алдайм деп, өз калпыңа өзүң чалынба.</w:t>
       </w:r>
     </w:p>
     <w:p>
@@ -200,7 +199,7 @@
           <w:sz w:val="18"/>
           <w:lang w:val="ky-KG"/>
         </w:rPr>
-        <w:t>Окуя ачык интернет булактарынан алынды.</w:t>
+        <w:t>Аңгемелер ачык интернет булактарынан алынган, иллюстрациялар болсо ЖИ менен түзүлгөн.</w:t>
       </w:r>
     </w:p>
     <w:sectPr>
